--- a/ky/wisdom-stories/choose-your-confidant.docx
+++ b/ky/wisdom-stories/choose-your-confidant.docx
@@ -18,7 +18,7 @@
     </w:p>
     <w:p>
       <w:r>
-        <w:t>Бир күнү ишенип айткан дартыңды өзүңө каршы колдонуп, кайра жүрөгүңдү оорутушу мүмкүн.</w:t>
+        <w:t>Ишенген адамың бир күнү ага айткан дартыңды өзүңө каршы колдонуп, кайра жүрөгүңдү оорутушу мүмкүн.</w:t>
       </w:r>
     </w:p>
     <w:p>
